--- a/Files/05 - Devarim/11 - Ha'azinu/5784/Ha'azinu 5784.docx
+++ b/Files/05 - Devarim/11 - Ha'azinu/5784/Ha'azinu 5784.docx
@@ -121,21 +121,7 @@
           <w:rFonts w:ascii="Times New Roman" w:hAnsi="Times New Roman" w:cs="Times New Roman" w:hint="cs"/>
           <w:rtl/>
         </w:rPr>
-        <w:t>רמב</w:t>
-      </w:r>
-      <w:r>
-        <w:rPr>
-          <w:rFonts w:ascii="Times New Roman" w:hAnsi="Times New Roman" w:cs="Times New Roman"/>
-          <w:rtl/>
-        </w:rPr>
-        <w:t>’’</w:t>
-      </w:r>
-      <w:r>
-        <w:rPr>
-          <w:rFonts w:ascii="Times New Roman" w:hAnsi="Times New Roman" w:cs="Times New Roman" w:hint="cs"/>
-          <w:rtl/>
-        </w:rPr>
-        <w:t>ן</w:t>
+        <w:t>רמב״ן</w:t>
       </w:r>
       <w:r>
         <w:rPr>
@@ -188,21 +174,7 @@
           <w:rFonts w:ascii="Times New Roman" w:hAnsi="Times New Roman" w:cs="Times New Roman" w:hint="cs"/>
           <w:rtl/>
         </w:rPr>
-        <w:t>רמב</w:t>
-      </w:r>
-      <w:r>
-        <w:rPr>
-          <w:rFonts w:ascii="Times New Roman" w:hAnsi="Times New Roman" w:cs="Times New Roman"/>
-          <w:rtl/>
-        </w:rPr>
-        <w:t>’’</w:t>
-      </w:r>
-      <w:r>
-        <w:rPr>
-          <w:rFonts w:ascii="Times New Roman" w:hAnsi="Times New Roman" w:cs="Times New Roman" w:hint="cs"/>
-          <w:rtl/>
-        </w:rPr>
-        <w:t>ן</w:t>
+        <w:t>רמב״ן</w:t>
       </w:r>
       <w:r>
         <w:rPr>
@@ -307,21 +279,7 @@
           <w:rFonts w:ascii="Times New Roman" w:hAnsi="Times New Roman" w:cs="Times New Roman" w:hint="cs"/>
           <w:rtl/>
         </w:rPr>
-        <w:t>רמב</w:t>
-      </w:r>
-      <w:r>
-        <w:rPr>
-          <w:rFonts w:ascii="Times New Roman" w:hAnsi="Times New Roman" w:cs="Times New Roman"/>
-          <w:rtl/>
-        </w:rPr>
-        <w:t>’’</w:t>
-      </w:r>
-      <w:r>
-        <w:rPr>
-          <w:rFonts w:ascii="Times New Roman" w:hAnsi="Times New Roman" w:cs="Times New Roman" w:hint="cs"/>
-          <w:rtl/>
-        </w:rPr>
-        <w:t>ן</w:t>
+        <w:t>רמב״ן</w:t>
       </w:r>
       <w:r>
         <w:rPr>
@@ -334,21 +292,7 @@
           <w:rFonts w:ascii="Times New Roman" w:hAnsi="Times New Roman" w:cs="Times New Roman" w:hint="cs"/>
           <w:rtl/>
         </w:rPr>
-        <w:t>רמב</w:t>
-      </w:r>
-      <w:r>
-        <w:rPr>
-          <w:rFonts w:ascii="Times New Roman" w:hAnsi="Times New Roman" w:cs="Times New Roman"/>
-          <w:rtl/>
-        </w:rPr>
-        <w:t>’’</w:t>
-      </w:r>
-      <w:r>
-        <w:rPr>
-          <w:rFonts w:ascii="Times New Roman" w:hAnsi="Times New Roman" w:cs="Times New Roman" w:hint="cs"/>
-          <w:rtl/>
-        </w:rPr>
-        <w:t>ן</w:t>
+        <w:t>רמב״ן</w:t>
       </w:r>
       <w:r>
         <w:rPr>
@@ -412,21 +356,7 @@
           <w:rFonts w:ascii="Times New Roman" w:hAnsi="Times New Roman" w:cs="Times New Roman" w:hint="cs"/>
           <w:rtl/>
         </w:rPr>
-        <w:t>רמב</w:t>
-      </w:r>
-      <w:r>
-        <w:rPr>
-          <w:rFonts w:ascii="Times New Roman" w:hAnsi="Times New Roman" w:cs="Times New Roman"/>
-          <w:rtl/>
-        </w:rPr>
-        <w:t>’’</w:t>
-      </w:r>
-      <w:r>
-        <w:rPr>
-          <w:rFonts w:ascii="Times New Roman" w:hAnsi="Times New Roman" w:cs="Times New Roman" w:hint="cs"/>
-          <w:rtl/>
-        </w:rPr>
-        <w:t>ן</w:t>
+        <w:t>רמב״ן</w:t>
       </w:r>
       <w:r>
         <w:rPr>
@@ -474,13 +404,19 @@
         <w:rPr>
           <w:rFonts w:ascii="Times New Roman" w:hAnsi="Times New Roman" w:cs="Times New Roman"/>
         </w:rPr>
+        <w:t>,</w:t>
+      </w:r>
+      <w:r>
+        <w:rPr>
+          <w:rFonts w:ascii="Times New Roman" w:hAnsi="Times New Roman" w:cs="Times New Roman"/>
+        </w:rPr>
         <w:t>”</w:t>
       </w:r>
       <w:r>
         <w:rPr>
           <w:rFonts w:ascii="Times New Roman" w:hAnsi="Times New Roman" w:cs="Times New Roman"/>
         </w:rPr>
-        <w:t xml:space="preserve">, said </w:t>
+        <w:t xml:space="preserve"> said </w:t>
       </w:r>
       <w:r>
         <w:rPr>
@@ -500,21 +436,7 @@
           <w:rFonts w:ascii="Times New Roman" w:hAnsi="Times New Roman" w:cs="Times New Roman" w:hint="cs"/>
           <w:rtl/>
         </w:rPr>
-        <w:t>רמב</w:t>
-      </w:r>
-      <w:r>
-        <w:rPr>
-          <w:rFonts w:ascii="Times New Roman" w:hAnsi="Times New Roman" w:cs="Times New Roman"/>
-          <w:rtl/>
-        </w:rPr>
-        <w:t>’’</w:t>
-      </w:r>
-      <w:r>
-        <w:rPr>
-          <w:rFonts w:ascii="Times New Roman" w:hAnsi="Times New Roman" w:cs="Times New Roman" w:hint="cs"/>
-          <w:rtl/>
-        </w:rPr>
-        <w:t>ן</w:t>
+        <w:t>רמב״ן</w:t>
       </w:r>
       <w:r>
         <w:rPr>
@@ -662,21 +584,7 @@
           <w:rFonts w:ascii="Times New Roman" w:hAnsi="Times New Roman" w:cs="Times New Roman" w:hint="cs"/>
           <w:rtl/>
         </w:rPr>
-        <w:t>רמב</w:t>
-      </w:r>
-      <w:r>
-        <w:rPr>
-          <w:rFonts w:ascii="Times New Roman" w:hAnsi="Times New Roman" w:cs="Times New Roman"/>
-          <w:rtl/>
-        </w:rPr>
-        <w:t>’’</w:t>
-      </w:r>
-      <w:r>
-        <w:rPr>
-          <w:rFonts w:ascii="Times New Roman" w:hAnsi="Times New Roman" w:cs="Times New Roman" w:hint="cs"/>
-          <w:rtl/>
-        </w:rPr>
-        <w:t>ן</w:t>
+        <w:t>רמב״ן</w:t>
       </w:r>
       <w:r>
         <w:rPr>
@@ -826,21 +734,7 @@
           <w:rFonts w:ascii="Times New Roman" w:hAnsi="Times New Roman" w:cs="Times New Roman" w:hint="cs"/>
           <w:rtl/>
         </w:rPr>
-        <w:t>רמב</w:t>
-      </w:r>
-      <w:r>
-        <w:rPr>
-          <w:rFonts w:ascii="Times New Roman" w:hAnsi="Times New Roman" w:cs="Times New Roman"/>
-          <w:rtl/>
-        </w:rPr>
-        <w:t>’’</w:t>
-      </w:r>
-      <w:r>
-        <w:rPr>
-          <w:rFonts w:ascii="Times New Roman" w:hAnsi="Times New Roman" w:cs="Times New Roman" w:hint="cs"/>
-          <w:rtl/>
-        </w:rPr>
-        <w:t>ן</w:t>
+        <w:t>רמב״ן</w:t>
       </w:r>
       <w:r>
         <w:rPr>

--- a/Files/05 - Devarim/11 - Ha'azinu/5784/Ha'azinu 5784.docx
+++ b/Files/05 - Devarim/11 - Ha'azinu/5784/Ha'azinu 5784.docx
@@ -919,21 +919,7 @@
           <w:rFonts w:ascii="Times New Roman" w:hAnsi="Times New Roman" w:cs="Times New Roman" w:hint="cs"/>
           <w:rtl/>
         </w:rPr>
-        <w:t>ל</w:t>
-      </w:r>
-      <w:r>
-        <w:rPr>
-          <w:rFonts w:ascii="Times New Roman" w:hAnsi="Times New Roman" w:cs="Times New Roman"/>
-          <w:rtl/>
-        </w:rPr>
-        <w:t>’’</w:t>
-      </w:r>
-      <w:r>
-        <w:rPr>
-          <w:rFonts w:ascii="Times New Roman" w:hAnsi="Times New Roman" w:cs="Times New Roman" w:hint="cs"/>
-          <w:rtl/>
-        </w:rPr>
-        <w:t>ב</w:t>
+        <w:t>ל״ב</w:t>
       </w:r>
       <w:r>
         <w:rPr>
@@ -961,21 +947,7 @@
           <w:rFonts w:ascii="Times New Roman" w:hAnsi="Times New Roman" w:cs="Times New Roman" w:hint="cs"/>
           <w:rtl/>
         </w:rPr>
-        <w:t>כ</w:t>
-      </w:r>
-      <w:r>
-        <w:rPr>
-          <w:rFonts w:ascii="Times New Roman" w:hAnsi="Times New Roman" w:cs="Times New Roman"/>
-          <w:rtl/>
-        </w:rPr>
-        <w:t>’’</w:t>
-      </w:r>
-      <w:r>
-        <w:rPr>
-          <w:rFonts w:ascii="Times New Roman" w:hAnsi="Times New Roman" w:cs="Times New Roman" w:hint="cs"/>
-          <w:rtl/>
-        </w:rPr>
-        <w:t>ו</w:t>
+        <w:t>כ״ו</w:t>
       </w:r>
       <w:r>
         <w:rPr>
